--- a/Statistics-And-Statistical-Analysis/Statistics-Notes-02.docx
+++ b/Statistics-And-Statistical-Analysis/Statistics-Notes-02.docx
@@ -95,6 +95,631 @@
         <w:t>=====================================================</w:t>
       </w:r>
     </w:p>
+    <w:p>
+      <w:r>
+        <w:rPr>
+          <w:noProof/>
+        </w:rPr>
+        <w:lastRenderedPageBreak/>
+        <w:drawing>
+          <wp:inline distT="0" distB="0" distL="0" distR="0" wp14:anchorId="6203DC23" wp14:editId="6F6B4D50">
+            <wp:extent cx="4533900" cy="3193106"/>
+            <wp:effectExtent l="0" t="0" r="0" b="7620"/>
+            <wp:docPr id="2033604092" name="Picture 1"/>
+            <wp:cNvGraphicFramePr>
+              <a:graphicFrameLocks xmlns:a="http://schemas.openxmlformats.org/drawingml/2006/main" noChangeAspect="1"/>
+            </wp:cNvGraphicFramePr>
+            <a:graphic xmlns:a="http://schemas.openxmlformats.org/drawingml/2006/main">
+              <a:graphicData uri="http://schemas.openxmlformats.org/drawingml/2006/picture">
+                <pic:pic xmlns:pic="http://schemas.openxmlformats.org/drawingml/2006/picture">
+                  <pic:nvPicPr>
+                    <pic:cNvPr id="2033604092" name=""/>
+                    <pic:cNvPicPr/>
+                  </pic:nvPicPr>
+                  <pic:blipFill>
+                    <a:blip r:embed="rId6"/>
+                    <a:stretch>
+                      <a:fillRect/>
+                    </a:stretch>
+                  </pic:blipFill>
+                  <pic:spPr>
+                    <a:xfrm>
+                      <a:off x="0" y="0"/>
+                      <a:ext cx="4538211" cy="3196142"/>
+                    </a:xfrm>
+                    <a:prstGeom prst="rect">
+                      <a:avLst/>
+                    </a:prstGeom>
+                  </pic:spPr>
+                </pic:pic>
+              </a:graphicData>
+            </a:graphic>
+          </wp:inline>
+        </w:drawing>
+      </w:r>
+    </w:p>
+    <w:p>
+      <w:pPr>
+        <w:ind w:left="720" w:firstLine="720"/>
+      </w:pPr>
+      <w:r>
+        <w:t>=====================================================</w:t>
+      </w:r>
+    </w:p>
+    <w:p>
+      <w:r>
+        <w:rPr>
+          <w:noProof/>
+        </w:rPr>
+        <w:lastRenderedPageBreak/>
+        <w:drawing>
+          <wp:anchor distT="0" distB="0" distL="114300" distR="114300" simplePos="0" relativeHeight="251658240" behindDoc="0" locked="0" layoutInCell="1" allowOverlap="1" wp14:anchorId="452F98A1" wp14:editId="0562D3C4">
+            <wp:simplePos x="0" y="0"/>
+            <wp:positionH relativeFrom="margin">
+              <wp:align>left</wp:align>
+            </wp:positionH>
+            <wp:positionV relativeFrom="paragraph">
+              <wp:posOffset>0</wp:posOffset>
+            </wp:positionV>
+            <wp:extent cx="2907665" cy="5076825"/>
+            <wp:effectExtent l="0" t="0" r="6985" b="9525"/>
+            <wp:wrapSquare wrapText="bothSides"/>
+            <wp:docPr id="191599952" name="Picture 1"/>
+            <wp:cNvGraphicFramePr>
+              <a:graphicFrameLocks xmlns:a="http://schemas.openxmlformats.org/drawingml/2006/main" noChangeAspect="1"/>
+            </wp:cNvGraphicFramePr>
+            <a:graphic xmlns:a="http://schemas.openxmlformats.org/drawingml/2006/main">
+              <a:graphicData uri="http://schemas.openxmlformats.org/drawingml/2006/picture">
+                <pic:pic xmlns:pic="http://schemas.openxmlformats.org/drawingml/2006/picture">
+                  <pic:nvPicPr>
+                    <pic:cNvPr id="191599952" name=""/>
+                    <pic:cNvPicPr/>
+                  </pic:nvPicPr>
+                  <pic:blipFill>
+                    <a:blip r:embed="rId7">
+                      <a:extLst>
+                        <a:ext uri="{28A0092B-C50C-407E-A947-70E740481C1C}">
+                          <a14:useLocalDpi xmlns:a14="http://schemas.microsoft.com/office/drawing/2010/main" val="0"/>
+                        </a:ext>
+                      </a:extLst>
+                    </a:blip>
+                    <a:stretch>
+                      <a:fillRect/>
+                    </a:stretch>
+                  </pic:blipFill>
+                  <pic:spPr>
+                    <a:xfrm>
+                      <a:off x="0" y="0"/>
+                      <a:ext cx="2907665" cy="5076825"/>
+                    </a:xfrm>
+                    <a:prstGeom prst="rect">
+                      <a:avLst/>
+                    </a:prstGeom>
+                  </pic:spPr>
+                </pic:pic>
+              </a:graphicData>
+            </a:graphic>
+            <wp14:sizeRelH relativeFrom="margin">
+              <wp14:pctWidth>0</wp14:pctWidth>
+            </wp14:sizeRelH>
+            <wp14:sizeRelV relativeFrom="margin">
+              <wp14:pctHeight>0</wp14:pctHeight>
+            </wp14:sizeRelV>
+          </wp:anchor>
+        </w:drawing>
+      </w:r>
+      <w:r>
+        <w:rPr>
+          <w:noProof/>
+        </w:rPr>
+        <w:drawing>
+          <wp:inline distT="0" distB="0" distL="0" distR="0" wp14:anchorId="270C7E2D" wp14:editId="0C016D04">
+            <wp:extent cx="2714876" cy="5048250"/>
+            <wp:effectExtent l="0" t="0" r="9525" b="0"/>
+            <wp:docPr id="1013967747" name="Picture 1"/>
+            <wp:cNvGraphicFramePr>
+              <a:graphicFrameLocks xmlns:a="http://schemas.openxmlformats.org/drawingml/2006/main" noChangeAspect="1"/>
+            </wp:cNvGraphicFramePr>
+            <a:graphic xmlns:a="http://schemas.openxmlformats.org/drawingml/2006/main">
+              <a:graphicData uri="http://schemas.openxmlformats.org/drawingml/2006/picture">
+                <pic:pic xmlns:pic="http://schemas.openxmlformats.org/drawingml/2006/picture">
+                  <pic:nvPicPr>
+                    <pic:cNvPr id="1013967747" name=""/>
+                    <pic:cNvPicPr/>
+                  </pic:nvPicPr>
+                  <pic:blipFill>
+                    <a:blip r:embed="rId8"/>
+                    <a:stretch>
+                      <a:fillRect/>
+                    </a:stretch>
+                  </pic:blipFill>
+                  <pic:spPr>
+                    <a:xfrm>
+                      <a:off x="0" y="0"/>
+                      <a:ext cx="2718350" cy="5054710"/>
+                    </a:xfrm>
+                    <a:prstGeom prst="rect">
+                      <a:avLst/>
+                    </a:prstGeom>
+                  </pic:spPr>
+                </pic:pic>
+              </a:graphicData>
+            </a:graphic>
+          </wp:inline>
+        </w:drawing>
+      </w:r>
+    </w:p>
+    <w:p>
+      <w:pPr>
+        <w:ind w:left="720" w:firstLine="720"/>
+      </w:pPr>
+      <w:r>
+        <w:t>=====================================================</w:t>
+      </w:r>
+    </w:p>
+    <w:p>
+      <w:r>
+        <w:rPr>
+          <w:noProof/>
+        </w:rPr>
+        <w:drawing>
+          <wp:inline distT="0" distB="0" distL="0" distR="0" wp14:anchorId="0ACB83ED" wp14:editId="67AC2860">
+            <wp:extent cx="2543048" cy="2409825"/>
+            <wp:effectExtent l="0" t="0" r="0" b="0"/>
+            <wp:docPr id="1145291336" name="Picture 1"/>
+            <wp:cNvGraphicFramePr>
+              <a:graphicFrameLocks xmlns:a="http://schemas.openxmlformats.org/drawingml/2006/main" noChangeAspect="1"/>
+            </wp:cNvGraphicFramePr>
+            <a:graphic xmlns:a="http://schemas.openxmlformats.org/drawingml/2006/main">
+              <a:graphicData uri="http://schemas.openxmlformats.org/drawingml/2006/picture">
+                <pic:pic xmlns:pic="http://schemas.openxmlformats.org/drawingml/2006/picture">
+                  <pic:nvPicPr>
+                    <pic:cNvPr id="1145291336" name=""/>
+                    <pic:cNvPicPr/>
+                  </pic:nvPicPr>
+                  <pic:blipFill>
+                    <a:blip r:embed="rId9"/>
+                    <a:stretch>
+                      <a:fillRect/>
+                    </a:stretch>
+                  </pic:blipFill>
+                  <pic:spPr>
+                    <a:xfrm>
+                      <a:off x="0" y="0"/>
+                      <a:ext cx="2573534" cy="2438714"/>
+                    </a:xfrm>
+                    <a:prstGeom prst="rect">
+                      <a:avLst/>
+                    </a:prstGeom>
+                  </pic:spPr>
+                </pic:pic>
+              </a:graphicData>
+            </a:graphic>
+          </wp:inline>
+        </w:drawing>
+      </w:r>
+    </w:p>
+    <w:p>
+      <w:pPr>
+        <w:ind w:left="720" w:firstLine="720"/>
+      </w:pPr>
+      <w:r>
+        <w:t>=====================================================</w:t>
+      </w:r>
+    </w:p>
+    <w:p>
+      <w:r>
+        <w:rPr>
+          <w:noProof/>
+        </w:rPr>
+        <w:lastRenderedPageBreak/>
+        <w:drawing>
+          <wp:inline distT="0" distB="0" distL="0" distR="0" wp14:anchorId="33441995" wp14:editId="0E25727F">
+            <wp:extent cx="6419850" cy="6477000"/>
+            <wp:effectExtent l="0" t="0" r="0" b="0"/>
+            <wp:docPr id="325524919" name="Picture 1"/>
+            <wp:cNvGraphicFramePr>
+              <a:graphicFrameLocks xmlns:a="http://schemas.openxmlformats.org/drawingml/2006/main" noChangeAspect="1"/>
+            </wp:cNvGraphicFramePr>
+            <a:graphic xmlns:a="http://schemas.openxmlformats.org/drawingml/2006/main">
+              <a:graphicData uri="http://schemas.openxmlformats.org/drawingml/2006/picture">
+                <pic:pic xmlns:pic="http://schemas.openxmlformats.org/drawingml/2006/picture">
+                  <pic:nvPicPr>
+                    <pic:cNvPr id="325524919" name=""/>
+                    <pic:cNvPicPr/>
+                  </pic:nvPicPr>
+                  <pic:blipFill>
+                    <a:blip r:embed="rId10"/>
+                    <a:stretch>
+                      <a:fillRect/>
+                    </a:stretch>
+                  </pic:blipFill>
+                  <pic:spPr>
+                    <a:xfrm>
+                      <a:off x="0" y="0"/>
+                      <a:ext cx="6419850" cy="6477000"/>
+                    </a:xfrm>
+                    <a:prstGeom prst="rect">
+                      <a:avLst/>
+                    </a:prstGeom>
+                  </pic:spPr>
+                </pic:pic>
+              </a:graphicData>
+            </a:graphic>
+          </wp:inline>
+        </w:drawing>
+      </w:r>
+    </w:p>
+    <w:p>
+      <w:pPr>
+        <w:ind w:left="720" w:firstLine="720"/>
+      </w:pPr>
+      <w:r>
+        <w:t>=====================================================</w:t>
+      </w:r>
+    </w:p>
+    <w:p>
+      <w:pPr>
+        <w:rPr>
+          <w:rFonts w:ascii="Sakkal Majalla" w:hAnsi="Sakkal Majalla" w:cs="Sakkal Majalla"/>
+          <w:sz w:val="28"/>
+          <w:szCs w:val="28"/>
+        </w:rPr>
+      </w:pPr>
+    </w:p>
+    <w:p>
+      <w:pPr>
+        <w:rPr>
+          <w:rFonts w:ascii="Sakkal Majalla" w:hAnsi="Sakkal Majalla" w:cs="Sakkal Majalla"/>
+          <w:sz w:val="28"/>
+          <w:szCs w:val="28"/>
+        </w:rPr>
+      </w:pPr>
+    </w:p>
+    <w:p>
+      <w:pPr>
+        <w:rPr>
+          <w:rFonts w:ascii="Sakkal Majalla" w:hAnsi="Sakkal Majalla" w:cs="Sakkal Majalla"/>
+          <w:sz w:val="28"/>
+          <w:szCs w:val="28"/>
+        </w:rPr>
+      </w:pPr>
+    </w:p>
+    <w:p>
+      <w:pPr>
+        <w:rPr>
+          <w:rFonts w:ascii="Sakkal Majalla" w:hAnsi="Sakkal Majalla" w:cs="Sakkal Majalla"/>
+          <w:sz w:val="28"/>
+          <w:szCs w:val="28"/>
+        </w:rPr>
+      </w:pPr>
+      <w:r>
+        <w:rPr>
+          <w:rFonts w:ascii="Sakkal Majalla" w:hAnsi="Sakkal Majalla" w:cs="Sakkal Majalla"/>
+          <w:sz w:val="28"/>
+          <w:szCs w:val="28"/>
+        </w:rPr>
+        <w:lastRenderedPageBreak/>
+        <w:t xml:space="preserve">Line charts are good at showing trends in your data. For each set of data, you plot your points and then join them together with lines. You can easily show multiple sets of data on the same chart without it getting too cluttered. Just make sure </w:t>
+      </w:r>
+      <w:proofErr w:type="gramStart"/>
+      <w:r>
+        <w:rPr>
+          <w:rFonts w:ascii="Sakkal Majalla" w:hAnsi="Sakkal Majalla" w:cs="Sakkal Majalla"/>
+          <w:sz w:val="28"/>
+          <w:szCs w:val="28"/>
+        </w:rPr>
+        <w:t>it’s</w:t>
+      </w:r>
+      <w:proofErr w:type="gramEnd"/>
+      <w:r>
+        <w:rPr>
+          <w:rFonts w:ascii="Sakkal Majalla" w:hAnsi="Sakkal Majalla" w:cs="Sakkal Majalla"/>
+          <w:sz w:val="28"/>
+          <w:szCs w:val="28"/>
+        </w:rPr>
+        <w:t xml:space="preserve"> clear which line is which. </w:t>
+      </w:r>
+    </w:p>
+    <w:p>
+      <w:pPr>
+        <w:rPr>
+          <w:rFonts w:ascii="Sakkal Majalla" w:hAnsi="Sakkal Majalla" w:cs="Sakkal Majalla"/>
+          <w:sz w:val="28"/>
+          <w:szCs w:val="28"/>
+        </w:rPr>
+      </w:pPr>
+      <w:r>
+        <w:rPr>
+          <w:rFonts w:ascii="Sakkal Majalla" w:hAnsi="Sakkal Majalla" w:cs="Sakkal Majalla"/>
+          <w:sz w:val="28"/>
+          <w:szCs w:val="28"/>
+        </w:rPr>
+        <w:t xml:space="preserve">As with other sorts of charts, you have a choice of showing frequency or percentages on the vertical axis. The scale you use all depends on what key facts you want to draw out. </w:t>
+      </w:r>
+    </w:p>
+    <w:p>
+      <w:r>
+        <w:rPr>
+          <w:rFonts w:ascii="Sakkal Majalla" w:hAnsi="Sakkal Majalla" w:cs="Sakkal Majalla"/>
+          <w:sz w:val="28"/>
+          <w:szCs w:val="28"/>
+        </w:rPr>
+        <w:t xml:space="preserve">Line charts are often used to show time measurements. Time always goes on the horizontal axis, and frequency on the vertical. </w:t>
+      </w:r>
+      <w:r>
+        <w:rPr>
+          <w:rFonts w:ascii="Sakkal Majalla" w:hAnsi="Sakkal Majalla" w:cs="Sakkal Majalla"/>
+          <w:b/>
+          <w:bCs/>
+          <w:color w:val="538135" w:themeColor="accent6" w:themeShade="BF"/>
+          <w:sz w:val="28"/>
+          <w:szCs w:val="28"/>
+        </w:rPr>
+        <w:t>You can read off the frequency for any period of time by choosing the time value on the horizontal axis</w:t>
+      </w:r>
+      <w:r>
+        <w:rPr>
+          <w:rFonts w:ascii="Sakkal Majalla" w:hAnsi="Sakkal Majalla" w:cs="Sakkal Majalla"/>
+          <w:sz w:val="28"/>
+          <w:szCs w:val="28"/>
+        </w:rPr>
+        <w:t>, and reading off the corresponding frequency for that point on</w:t>
+      </w:r>
+      <w:r>
+        <w:t xml:space="preserve"> the line.</w:t>
+      </w:r>
+    </w:p>
+    <w:p>
+      <w:pPr>
+        <w:ind w:left="720" w:firstLine="720"/>
+      </w:pPr>
+      <w:r>
+        <w:t>=====================================================</w:t>
+      </w:r>
+    </w:p>
+    <w:p>
+      <w:r>
+        <w:t xml:space="preserve">On this arranged data, we may have a </w:t>
+      </w:r>
+      <w:proofErr w:type="gramStart"/>
+      <w:r>
+        <w:t>different values</w:t>
+      </w:r>
+      <w:proofErr w:type="gramEnd"/>
+      <w:r>
+        <w:t>.</w:t>
+      </w:r>
+    </w:p>
+    <w:p>
+      <w:r>
+        <w:rPr>
+          <w:noProof/>
+        </w:rPr>
+        <w:drawing>
+          <wp:inline distT="0" distB="0" distL="0" distR="0" wp14:anchorId="55F8A2BE" wp14:editId="63E8D341">
+            <wp:extent cx="6689018" cy="2581275"/>
+            <wp:effectExtent l="0" t="0" r="0" b="0"/>
+            <wp:docPr id="520859033" name="Picture 1"/>
+            <wp:cNvGraphicFramePr>
+              <a:graphicFrameLocks xmlns:a="http://schemas.openxmlformats.org/drawingml/2006/main" noChangeAspect="1"/>
+            </wp:cNvGraphicFramePr>
+            <a:graphic xmlns:a="http://schemas.openxmlformats.org/drawingml/2006/main">
+              <a:graphicData uri="http://schemas.openxmlformats.org/drawingml/2006/picture">
+                <pic:pic xmlns:pic="http://schemas.openxmlformats.org/drawingml/2006/picture">
+                  <pic:nvPicPr>
+                    <pic:cNvPr id="520859033" name=""/>
+                    <pic:cNvPicPr/>
+                  </pic:nvPicPr>
+                  <pic:blipFill>
+                    <a:blip r:embed="rId11"/>
+                    <a:stretch>
+                      <a:fillRect/>
+                    </a:stretch>
+                  </pic:blipFill>
+                  <pic:spPr>
+                    <a:xfrm>
+                      <a:off x="0" y="0"/>
+                      <a:ext cx="6697939" cy="2584717"/>
+                    </a:xfrm>
+                    <a:prstGeom prst="rect">
+                      <a:avLst/>
+                    </a:prstGeom>
+                  </pic:spPr>
+                </pic:pic>
+              </a:graphicData>
+            </a:graphic>
+          </wp:inline>
+        </w:drawing>
+      </w:r>
+    </w:p>
+    <w:p>
+      <w:pPr>
+        <w:ind w:left="720" w:firstLine="720"/>
+      </w:pPr>
+      <w:r>
+        <w:t>=====================================================</w:t>
+      </w:r>
+    </w:p>
+    <w:p>
+      <w:r>
+        <w:rPr>
+          <w:noProof/>
+        </w:rPr>
+        <w:lastRenderedPageBreak/>
+        <w:drawing>
+          <wp:inline distT="0" distB="0" distL="0" distR="0" wp14:anchorId="1E04C775" wp14:editId="45AFCA80">
+            <wp:extent cx="6588125" cy="2533650"/>
+            <wp:effectExtent l="0" t="0" r="3175" b="0"/>
+            <wp:docPr id="1513094386" name="Picture 1"/>
+            <wp:cNvGraphicFramePr>
+              <a:graphicFrameLocks xmlns:a="http://schemas.openxmlformats.org/drawingml/2006/main" noChangeAspect="1"/>
+            </wp:cNvGraphicFramePr>
+            <a:graphic xmlns:a="http://schemas.openxmlformats.org/drawingml/2006/main">
+              <a:graphicData uri="http://schemas.openxmlformats.org/drawingml/2006/picture">
+                <pic:pic xmlns:pic="http://schemas.openxmlformats.org/drawingml/2006/picture">
+                  <pic:nvPicPr>
+                    <pic:cNvPr id="1513094386" name=""/>
+                    <pic:cNvPicPr/>
+                  </pic:nvPicPr>
+                  <pic:blipFill>
+                    <a:blip r:embed="rId12"/>
+                    <a:stretch>
+                      <a:fillRect/>
+                    </a:stretch>
+                  </pic:blipFill>
+                  <pic:spPr>
+                    <a:xfrm>
+                      <a:off x="0" y="0"/>
+                      <a:ext cx="6591677" cy="2535016"/>
+                    </a:xfrm>
+                    <a:prstGeom prst="rect">
+                      <a:avLst/>
+                    </a:prstGeom>
+                  </pic:spPr>
+                </pic:pic>
+              </a:graphicData>
+            </a:graphic>
+          </wp:inline>
+        </w:drawing>
+      </w:r>
+    </w:p>
+    <w:p>
+      <w:pPr>
+        <w:ind w:left="720" w:firstLine="720"/>
+      </w:pPr>
+      <w:r>
+        <w:rPr>
+          <w:noProof/>
+        </w:rPr>
+        <w:drawing>
+          <wp:anchor distT="0" distB="0" distL="114300" distR="114300" simplePos="0" relativeHeight="251659264" behindDoc="0" locked="0" layoutInCell="1" allowOverlap="1" wp14:anchorId="7FA815DA" wp14:editId="22E2CAD4">
+            <wp:simplePos x="0" y="0"/>
+            <wp:positionH relativeFrom="margin">
+              <wp:posOffset>3171825</wp:posOffset>
+            </wp:positionH>
+            <wp:positionV relativeFrom="page">
+              <wp:posOffset>3857625</wp:posOffset>
+            </wp:positionV>
+            <wp:extent cx="2768600" cy="3467100"/>
+            <wp:effectExtent l="0" t="0" r="0" b="0"/>
+            <wp:wrapSquare wrapText="bothSides"/>
+            <wp:docPr id="885190155" name="Picture 1"/>
+            <wp:cNvGraphicFramePr>
+              <a:graphicFrameLocks xmlns:a="http://schemas.openxmlformats.org/drawingml/2006/main" noChangeAspect="1"/>
+            </wp:cNvGraphicFramePr>
+            <a:graphic xmlns:a="http://schemas.openxmlformats.org/drawingml/2006/main">
+              <a:graphicData uri="http://schemas.openxmlformats.org/drawingml/2006/picture">
+                <pic:pic xmlns:pic="http://schemas.openxmlformats.org/drawingml/2006/picture">
+                  <pic:nvPicPr>
+                    <pic:cNvPr id="885190155" name=""/>
+                    <pic:cNvPicPr/>
+                  </pic:nvPicPr>
+                  <pic:blipFill>
+                    <a:blip r:embed="rId13">
+                      <a:extLst>
+                        <a:ext uri="{28A0092B-C50C-407E-A947-70E740481C1C}">
+                          <a14:useLocalDpi xmlns:a14="http://schemas.microsoft.com/office/drawing/2010/main" val="0"/>
+                        </a:ext>
+                      </a:extLst>
+                    </a:blip>
+                    <a:stretch>
+                      <a:fillRect/>
+                    </a:stretch>
+                  </pic:blipFill>
+                  <pic:spPr>
+                    <a:xfrm>
+                      <a:off x="0" y="0"/>
+                      <a:ext cx="2768600" cy="3467100"/>
+                    </a:xfrm>
+                    <a:prstGeom prst="rect">
+                      <a:avLst/>
+                    </a:prstGeom>
+                  </pic:spPr>
+                </pic:pic>
+              </a:graphicData>
+            </a:graphic>
+          </wp:anchor>
+        </w:drawing>
+      </w:r>
+      <w:r>
+        <w:t>=====================================================</w:t>
+      </w:r>
+    </w:p>
+    <w:p>
+      <w:pPr>
+        <w:ind w:left="720" w:firstLine="720"/>
+      </w:pPr>
+      <w:r>
+        <w:t>=====================================================</w:t>
+      </w:r>
+    </w:p>
+    <w:p>
+      <w:r>
+        <w:rPr>
+          <w:noProof/>
+        </w:rPr>
+        <w:drawing>
+          <wp:anchor distT="0" distB="0" distL="114300" distR="114300" simplePos="0" relativeHeight="251660288" behindDoc="0" locked="0" layoutInCell="1" allowOverlap="1" wp14:anchorId="3857EA01" wp14:editId="0B2B1C8B">
+            <wp:simplePos x="0" y="0"/>
+            <wp:positionH relativeFrom="column">
+              <wp:posOffset>0</wp:posOffset>
+            </wp:positionH>
+            <wp:positionV relativeFrom="page">
+              <wp:posOffset>3895725</wp:posOffset>
+            </wp:positionV>
+            <wp:extent cx="2771775" cy="3446780"/>
+            <wp:effectExtent l="0" t="0" r="9525" b="1270"/>
+            <wp:wrapSquare wrapText="bothSides"/>
+            <wp:docPr id="497132021" name="Picture 1"/>
+            <wp:cNvGraphicFramePr>
+              <a:graphicFrameLocks xmlns:a="http://schemas.openxmlformats.org/drawingml/2006/main" noChangeAspect="1"/>
+            </wp:cNvGraphicFramePr>
+            <a:graphic xmlns:a="http://schemas.openxmlformats.org/drawingml/2006/main">
+              <a:graphicData uri="http://schemas.openxmlformats.org/drawingml/2006/picture">
+                <pic:pic xmlns:pic="http://schemas.openxmlformats.org/drawingml/2006/picture">
+                  <pic:nvPicPr>
+                    <pic:cNvPr id="497132021" name=""/>
+                    <pic:cNvPicPr/>
+                  </pic:nvPicPr>
+                  <pic:blipFill>
+                    <a:blip r:embed="rId14">
+                      <a:extLst>
+                        <a:ext uri="{28A0092B-C50C-407E-A947-70E740481C1C}">
+                          <a14:useLocalDpi xmlns:a14="http://schemas.microsoft.com/office/drawing/2010/main" val="0"/>
+                        </a:ext>
+                      </a:extLst>
+                    </a:blip>
+                    <a:stretch>
+                      <a:fillRect/>
+                    </a:stretch>
+                  </pic:blipFill>
+                  <pic:spPr>
+                    <a:xfrm>
+                      <a:off x="0" y="0"/>
+                      <a:ext cx="2771775" cy="3446780"/>
+                    </a:xfrm>
+                    <a:prstGeom prst="rect">
+                      <a:avLst/>
+                    </a:prstGeom>
+                  </pic:spPr>
+                </pic:pic>
+              </a:graphicData>
+            </a:graphic>
+          </wp:anchor>
+        </w:drawing>
+      </w:r>
+    </w:p>
+    <w:p/>
+    <w:p/>
+    <w:p/>
+    <w:p/>
+    <w:p/>
+    <w:p/>
+    <w:p/>
+    <w:p/>
+    <w:p/>
+    <w:p/>
     <w:p/>
     <w:sectPr>
       <w:pgSz w:w="12240" w:h="15840"/>
@@ -709,7 +1334,6 @@
   <w:style w:type="character" w:default="1" w:styleId="DefaultParagraphFont">
     <w:name w:val="Default Paragraph Font"/>
     <w:uiPriority w:val="1"/>
-    <w:semiHidden/>
     <w:unhideWhenUsed/>
   </w:style>
   <w:style w:type="table" w:default="1" w:styleId="TableNormal">

--- a/Statistics-And-Statistical-Analysis/Statistics-Notes-02.docx
+++ b/Statistics-And-Statistical-Analysis/Statistics-Notes-02.docx
@@ -23,7 +23,7 @@
                     <pic:cNvPicPr/>
                   </pic:nvPicPr>
                   <pic:blipFill>
-                    <a:blip r:embed="rId4"/>
+                    <a:blip r:embed="rId5"/>
                     <a:stretch>
                       <a:fillRect/>
                     </a:stretch>
@@ -65,7 +65,7 @@
                     <pic:cNvPicPr/>
                   </pic:nvPicPr>
                   <pic:blipFill>
-                    <a:blip r:embed="rId5"/>
+                    <a:blip r:embed="rId6"/>
                     <a:stretch>
                       <a:fillRect/>
                     </a:stretch>
@@ -117,7 +117,7 @@
                     <pic:cNvPicPr/>
                   </pic:nvPicPr>
                   <pic:blipFill>
-                    <a:blip r:embed="rId6"/>
+                    <a:blip r:embed="rId7"/>
                     <a:stretch>
                       <a:fillRect/>
                     </a:stretch>
@@ -176,7 +176,7 @@
                     <pic:cNvPicPr/>
                   </pic:nvPicPr>
                   <pic:blipFill>
-                    <a:blip r:embed="rId7">
+                    <a:blip r:embed="rId8">
                       <a:extLst>
                         <a:ext uri="{28A0092B-C50C-407E-A947-70E740481C1C}">
                           <a14:useLocalDpi xmlns:a14="http://schemas.microsoft.com/office/drawing/2010/main" val="0"/>
@@ -228,7 +228,7 @@
                     <pic:cNvPicPr/>
                   </pic:nvPicPr>
                   <pic:blipFill>
-                    <a:blip r:embed="rId8"/>
+                    <a:blip r:embed="rId9"/>
                     <a:stretch>
                       <a:fillRect/>
                     </a:stretch>
@@ -278,7 +278,7 @@
                     <pic:cNvPicPr/>
                   </pic:nvPicPr>
                   <pic:blipFill>
-                    <a:blip r:embed="rId9"/>
+                    <a:blip r:embed="rId10"/>
                     <a:stretch>
                       <a:fillRect/>
                     </a:stretch>
@@ -329,7 +329,7 @@
                     <pic:cNvPicPr/>
                   </pic:nvPicPr>
                   <pic:blipFill>
-                    <a:blip r:embed="rId10"/>
+                    <a:blip r:embed="rId11"/>
                     <a:stretch>
                       <a:fillRect/>
                     </a:stretch>
@@ -400,25 +400,7 @@
           <w:szCs w:val="28"/>
         </w:rPr>
         <w:lastRenderedPageBreak/>
-        <w:t xml:space="preserve">Line charts are good at showing trends in your data. For each set of data, you plot your points and then join them together with lines. You can easily show multiple sets of data on the same chart without it getting too cluttered. Just make sure </w:t>
-      </w:r>
-      <w:proofErr w:type="gramStart"/>
-      <w:r>
-        <w:rPr>
-          <w:rFonts w:ascii="Sakkal Majalla" w:hAnsi="Sakkal Majalla" w:cs="Sakkal Majalla"/>
-          <w:sz w:val="28"/>
-          <w:szCs w:val="28"/>
-        </w:rPr>
-        <w:t>it’s</w:t>
-      </w:r>
-      <w:proofErr w:type="gramEnd"/>
-      <w:r>
-        <w:rPr>
-          <w:rFonts w:ascii="Sakkal Majalla" w:hAnsi="Sakkal Majalla" w:cs="Sakkal Majalla"/>
-          <w:sz w:val="28"/>
-          <w:szCs w:val="28"/>
-        </w:rPr>
-        <w:t xml:space="preserve"> clear which line is which. </w:t>
+        <w:t xml:space="preserve">Line charts are good at showing trends in your data. For each set of data, you plot your points and then join them together with lines. You can easily show multiple sets of data on the same chart without it getting too cluttered. Just make sure it’s clear which line is which. </w:t>
       </w:r>
     </w:p>
     <w:p>
@@ -480,15 +462,7 @@
     </w:p>
     <w:p>
       <w:r>
-        <w:t xml:space="preserve">On this arranged data, we may have a </w:t>
-      </w:r>
-      <w:proofErr w:type="gramStart"/>
-      <w:r>
-        <w:t>different values</w:t>
-      </w:r>
-      <w:proofErr w:type="gramEnd"/>
-      <w:r>
-        <w:t>.</w:t>
+        <w:t>On this arranged data, we may have a different values.</w:t>
       </w:r>
     </w:p>
     <w:p>
@@ -512,7 +486,7 @@
                     <pic:cNvPicPr/>
                   </pic:nvPicPr>
                   <pic:blipFill>
-                    <a:blip r:embed="rId11"/>
+                    <a:blip r:embed="rId12"/>
                     <a:stretch>
                       <a:fillRect/>
                     </a:stretch>
@@ -563,7 +537,7 @@
                     <pic:cNvPicPr/>
                   </pic:nvPicPr>
                   <pic:blipFill>
-                    <a:blip r:embed="rId12"/>
+                    <a:blip r:embed="rId13"/>
                     <a:stretch>
                       <a:fillRect/>
                     </a:stretch>
@@ -616,7 +590,7 @@
                     <pic:cNvPicPr/>
                   </pic:nvPicPr>
                   <pic:blipFill>
-                    <a:blip r:embed="rId13">
+                    <a:blip r:embed="rId14">
                       <a:extLst>
                         <a:ext uri="{28A0092B-C50C-407E-A947-70E740481C1C}">
                           <a14:useLocalDpi xmlns:a14="http://schemas.microsoft.com/office/drawing/2010/main" val="0"/>
@@ -656,6 +630,71 @@
     </w:p>
     <w:p>
       <w:r>
+        <w:t xml:space="preserve">One way to find </w:t>
+      </w:r>
+      <w:r>
+        <w:rPr>
+          <w:b/>
+          <w:bCs/>
+          <w:color w:val="538135" w:themeColor="accent6" w:themeShade="BF"/>
+        </w:rPr>
+        <w:t>the average</w:t>
+      </w:r>
+      <w:r>
+        <w:rPr>
+          <w:color w:val="538135" w:themeColor="accent6" w:themeShade="BF"/>
+        </w:rPr>
+        <w:t xml:space="preserve"> </w:t>
+      </w:r>
+      <w:r>
+        <w:t xml:space="preserve">of a bunch of numbers is </w:t>
+      </w:r>
+      <w:r>
+        <w:rPr>
+          <w:b/>
+          <w:bCs/>
+          <w:color w:val="538135" w:themeColor="accent6" w:themeShade="BF"/>
+        </w:rPr>
+        <w:t>to add</w:t>
+      </w:r>
+      <w:r>
+        <w:rPr>
+          <w:color w:val="538135" w:themeColor="accent6" w:themeShade="BF"/>
+        </w:rPr>
+        <w:t xml:space="preserve"> </w:t>
+      </w:r>
+      <w:r>
+        <w:t xml:space="preserve">all the numbers together and then </w:t>
+      </w:r>
+      <w:r>
+        <w:rPr>
+          <w:b/>
+          <w:bCs/>
+          <w:color w:val="538135" w:themeColor="accent6" w:themeShade="BF"/>
+        </w:rPr>
+        <w:t>divide by</w:t>
+      </w:r>
+      <w:r>
+        <w:rPr>
+          <w:color w:val="538135" w:themeColor="accent6" w:themeShade="BF"/>
+        </w:rPr>
+        <w:t xml:space="preserve"> </w:t>
+      </w:r>
+      <w:r>
+        <w:t xml:space="preserve">how many numbers there are. In statistics, this is called the </w:t>
+      </w:r>
+      <w:r>
+        <w:rPr>
+          <w:b/>
+          <w:bCs/>
+          <w:color w:val="538135" w:themeColor="accent6" w:themeShade="BF"/>
+        </w:rPr>
+        <w:t>mean</w:t>
+      </w:r>
+      <w:r>
+        <w:t>.</w:t>
+      </w:r>
+      <w:r>
         <w:rPr>
           <w:noProof/>
         </w:rPr>
@@ -683,7 +722,7 @@
                     <pic:cNvPicPr/>
                   </pic:nvPicPr>
                   <pic:blipFill>
-                    <a:blip r:embed="rId14">
+                    <a:blip r:embed="rId15">
                       <a:extLst>
                         <a:ext uri="{28A0092B-C50C-407E-A947-70E740481C1C}">
                           <a14:useLocalDpi xmlns:a14="http://schemas.microsoft.com/office/drawing/2010/main" val="0"/>
@@ -710,17 +749,528 @@
         </w:drawing>
       </w:r>
     </w:p>
+    <w:p>
+      <w:pPr>
+        <w:ind w:left="720" w:firstLine="720"/>
+      </w:pPr>
+      <w:r>
+        <w:t>=====================================================</w:t>
+      </w:r>
+    </w:p>
     <w:p/>
     <w:p/>
+    <w:p>
+      <w:r>
+        <w:rPr>
+          <w:noProof/>
+        </w:rPr>
+        <w:lastRenderedPageBreak/>
+        <w:drawing>
+          <wp:inline distT="0" distB="0" distL="0" distR="0" wp14:anchorId="458AC6EE" wp14:editId="153D8BC4">
+            <wp:extent cx="6602044" cy="3571875"/>
+            <wp:effectExtent l="0" t="0" r="8890" b="0"/>
+            <wp:docPr id="999609393" name="Picture 1"/>
+            <wp:cNvGraphicFramePr>
+              <a:graphicFrameLocks xmlns:a="http://schemas.openxmlformats.org/drawingml/2006/main" noChangeAspect="1"/>
+            </wp:cNvGraphicFramePr>
+            <a:graphic xmlns:a="http://schemas.openxmlformats.org/drawingml/2006/main">
+              <a:graphicData uri="http://schemas.openxmlformats.org/drawingml/2006/picture">
+                <pic:pic xmlns:pic="http://schemas.openxmlformats.org/drawingml/2006/picture">
+                  <pic:nvPicPr>
+                    <pic:cNvPr id="999609393" name=""/>
+                    <pic:cNvPicPr/>
+                  </pic:nvPicPr>
+                  <pic:blipFill>
+                    <a:blip r:embed="rId16"/>
+                    <a:stretch>
+                      <a:fillRect/>
+                    </a:stretch>
+                  </pic:blipFill>
+                  <pic:spPr>
+                    <a:xfrm>
+                      <a:off x="0" y="0"/>
+                      <a:ext cx="6609122" cy="3575704"/>
+                    </a:xfrm>
+                    <a:prstGeom prst="rect">
+                      <a:avLst/>
+                    </a:prstGeom>
+                  </pic:spPr>
+                </pic:pic>
+              </a:graphicData>
+            </a:graphic>
+          </wp:inline>
+        </w:drawing>
+      </w:r>
+    </w:p>
     <w:p/>
+    <w:p>
+      <w:pPr>
+        <w:ind w:left="720" w:firstLine="720"/>
+      </w:pPr>
+      <w:r>
+        <w:t>=====================================================</w:t>
+      </w:r>
+    </w:p>
+    <w:p>
+      <w:r>
+        <w:rPr>
+          <w:noProof/>
+        </w:rPr>
+        <w:drawing>
+          <wp:inline distT="0" distB="0" distL="0" distR="0" wp14:anchorId="2F60CF1E" wp14:editId="0B4CB339">
+            <wp:extent cx="6649550" cy="3038475"/>
+            <wp:effectExtent l="0" t="0" r="0" b="0"/>
+            <wp:docPr id="120021659" name="Picture 1"/>
+            <wp:cNvGraphicFramePr>
+              <a:graphicFrameLocks xmlns:a="http://schemas.openxmlformats.org/drawingml/2006/main" noChangeAspect="1"/>
+            </wp:cNvGraphicFramePr>
+            <a:graphic xmlns:a="http://schemas.openxmlformats.org/drawingml/2006/main">
+              <a:graphicData uri="http://schemas.openxmlformats.org/drawingml/2006/picture">
+                <pic:pic xmlns:pic="http://schemas.openxmlformats.org/drawingml/2006/picture">
+                  <pic:nvPicPr>
+                    <pic:cNvPr id="120021659" name=""/>
+                    <pic:cNvPicPr/>
+                  </pic:nvPicPr>
+                  <pic:blipFill>
+                    <a:blip r:embed="rId17"/>
+                    <a:stretch>
+                      <a:fillRect/>
+                    </a:stretch>
+                  </pic:blipFill>
+                  <pic:spPr>
+                    <a:xfrm>
+                      <a:off x="0" y="0"/>
+                      <a:ext cx="6652221" cy="3039696"/>
+                    </a:xfrm>
+                    <a:prstGeom prst="rect">
+                      <a:avLst/>
+                    </a:prstGeom>
+                  </pic:spPr>
+                </pic:pic>
+              </a:graphicData>
+            </a:graphic>
+          </wp:inline>
+        </w:drawing>
+      </w:r>
+    </w:p>
+    <w:p>
+      <w:pPr>
+        <w:ind w:left="720" w:firstLine="720"/>
+      </w:pPr>
+      <w:r>
+        <w:t>=====================================================</w:t>
+      </w:r>
+    </w:p>
     <w:p/>
-    <w:p/>
-    <w:p/>
-    <w:p/>
-    <w:p/>
-    <w:p/>
-    <w:p/>
-    <w:p/>
+    <w:p>
+      <w:r>
+        <w:rPr>
+          <w:noProof/>
+        </w:rPr>
+        <w:lastRenderedPageBreak/>
+        <w:drawing>
+          <wp:inline distT="0" distB="0" distL="0" distR="0" wp14:anchorId="4347CCDA" wp14:editId="2E4FDC85">
+            <wp:extent cx="6744575" cy="2352675"/>
+            <wp:effectExtent l="0" t="0" r="0" b="0"/>
+            <wp:docPr id="853965552" name="Picture 1"/>
+            <wp:cNvGraphicFramePr>
+              <a:graphicFrameLocks xmlns:a="http://schemas.openxmlformats.org/drawingml/2006/main" noChangeAspect="1"/>
+            </wp:cNvGraphicFramePr>
+            <a:graphic xmlns:a="http://schemas.openxmlformats.org/drawingml/2006/main">
+              <a:graphicData uri="http://schemas.openxmlformats.org/drawingml/2006/picture">
+                <pic:pic xmlns:pic="http://schemas.openxmlformats.org/drawingml/2006/picture">
+                  <pic:nvPicPr>
+                    <pic:cNvPr id="853965552" name=""/>
+                    <pic:cNvPicPr/>
+                  </pic:nvPicPr>
+                  <pic:blipFill>
+                    <a:blip r:embed="rId18"/>
+                    <a:stretch>
+                      <a:fillRect/>
+                    </a:stretch>
+                  </pic:blipFill>
+                  <pic:spPr>
+                    <a:xfrm>
+                      <a:off x="0" y="0"/>
+                      <a:ext cx="6748178" cy="2353932"/>
+                    </a:xfrm>
+                    <a:prstGeom prst="rect">
+                      <a:avLst/>
+                    </a:prstGeom>
+                  </pic:spPr>
+                </pic:pic>
+              </a:graphicData>
+            </a:graphic>
+          </wp:inline>
+        </w:drawing>
+      </w:r>
+    </w:p>
+    <w:p>
+      <w:pPr>
+        <w:ind w:left="720" w:firstLine="720"/>
+      </w:pPr>
+      <w:r>
+        <w:t>=====================================================</w:t>
+      </w:r>
+    </w:p>
+    <w:p>
+      <w:r>
+        <w:rPr>
+          <w:noProof/>
+        </w:rPr>
+        <w:drawing>
+          <wp:inline distT="0" distB="0" distL="0" distR="0" wp14:anchorId="4D52C5E9" wp14:editId="65013A48">
+            <wp:extent cx="6403423" cy="3457575"/>
+            <wp:effectExtent l="0" t="0" r="0" b="0"/>
+            <wp:docPr id="1862267976" name="Picture 1"/>
+            <wp:cNvGraphicFramePr>
+              <a:graphicFrameLocks xmlns:a="http://schemas.openxmlformats.org/drawingml/2006/main" noChangeAspect="1"/>
+            </wp:cNvGraphicFramePr>
+            <a:graphic xmlns:a="http://schemas.openxmlformats.org/drawingml/2006/main">
+              <a:graphicData uri="http://schemas.openxmlformats.org/drawingml/2006/picture">
+                <pic:pic xmlns:pic="http://schemas.openxmlformats.org/drawingml/2006/picture">
+                  <pic:nvPicPr>
+                    <pic:cNvPr id="1862267976" name=""/>
+                    <pic:cNvPicPr/>
+                  </pic:nvPicPr>
+                  <pic:blipFill>
+                    <a:blip r:embed="rId19"/>
+                    <a:stretch>
+                      <a:fillRect/>
+                    </a:stretch>
+                  </pic:blipFill>
+                  <pic:spPr>
+                    <a:xfrm>
+                      <a:off x="0" y="0"/>
+                      <a:ext cx="6405746" cy="3458829"/>
+                    </a:xfrm>
+                    <a:prstGeom prst="rect">
+                      <a:avLst/>
+                    </a:prstGeom>
+                  </pic:spPr>
+                </pic:pic>
+              </a:graphicData>
+            </a:graphic>
+          </wp:inline>
+        </w:drawing>
+      </w:r>
+    </w:p>
+    <w:p>
+      <w:pPr>
+        <w:ind w:left="720" w:firstLine="720"/>
+      </w:pPr>
+      <w:r>
+        <w:t>=====================================================</w:t>
+      </w:r>
+    </w:p>
+    <w:p>
+      <w:r>
+        <w:rPr>
+          <w:noProof/>
+        </w:rPr>
+        <w:drawing>
+          <wp:inline distT="0" distB="0" distL="0" distR="0" wp14:anchorId="2FF194E7" wp14:editId="686ECD26">
+            <wp:extent cx="6191250" cy="1171575"/>
+            <wp:effectExtent l="0" t="0" r="0" b="9525"/>
+            <wp:docPr id="1393778983" name="Picture 1"/>
+            <wp:cNvGraphicFramePr>
+              <a:graphicFrameLocks xmlns:a="http://schemas.openxmlformats.org/drawingml/2006/main" noChangeAspect="1"/>
+            </wp:cNvGraphicFramePr>
+            <a:graphic xmlns:a="http://schemas.openxmlformats.org/drawingml/2006/main">
+              <a:graphicData uri="http://schemas.openxmlformats.org/drawingml/2006/picture">
+                <pic:pic xmlns:pic="http://schemas.openxmlformats.org/drawingml/2006/picture">
+                  <pic:nvPicPr>
+                    <pic:cNvPr id="1393778983" name=""/>
+                    <pic:cNvPicPr/>
+                  </pic:nvPicPr>
+                  <pic:blipFill>
+                    <a:blip r:embed="rId20"/>
+                    <a:stretch>
+                      <a:fillRect/>
+                    </a:stretch>
+                  </pic:blipFill>
+                  <pic:spPr>
+                    <a:xfrm>
+                      <a:off x="0" y="0"/>
+                      <a:ext cx="6229980" cy="1178904"/>
+                    </a:xfrm>
+                    <a:prstGeom prst="rect">
+                      <a:avLst/>
+                    </a:prstGeom>
+                  </pic:spPr>
+                </pic:pic>
+              </a:graphicData>
+            </a:graphic>
+          </wp:inline>
+        </w:drawing>
+      </w:r>
+    </w:p>
+    <w:p>
+      <w:pPr>
+        <w:ind w:left="720" w:firstLine="720"/>
+      </w:pPr>
+      <w:r>
+        <w:t>=====================================================</w:t>
+      </w:r>
+    </w:p>
+    <w:p>
+      <w:r>
+        <w:rPr>
+          <w:noProof/>
+        </w:rPr>
+        <w:lastRenderedPageBreak/>
+        <w:drawing>
+          <wp:inline distT="0" distB="0" distL="0" distR="0" wp14:anchorId="5E911B5A" wp14:editId="5337573D">
+            <wp:extent cx="6681330" cy="3048000"/>
+            <wp:effectExtent l="0" t="0" r="5715" b="0"/>
+            <wp:docPr id="1987299754" name="Picture 1"/>
+            <wp:cNvGraphicFramePr>
+              <a:graphicFrameLocks xmlns:a="http://schemas.openxmlformats.org/drawingml/2006/main" noChangeAspect="1"/>
+            </wp:cNvGraphicFramePr>
+            <a:graphic xmlns:a="http://schemas.openxmlformats.org/drawingml/2006/main">
+              <a:graphicData uri="http://schemas.openxmlformats.org/drawingml/2006/picture">
+                <pic:pic xmlns:pic="http://schemas.openxmlformats.org/drawingml/2006/picture">
+                  <pic:nvPicPr>
+                    <pic:cNvPr id="1987299754" name=""/>
+                    <pic:cNvPicPr/>
+                  </pic:nvPicPr>
+                  <pic:blipFill>
+                    <a:blip r:embed="rId21"/>
+                    <a:stretch>
+                      <a:fillRect/>
+                    </a:stretch>
+                  </pic:blipFill>
+                  <pic:spPr>
+                    <a:xfrm>
+                      <a:off x="0" y="0"/>
+                      <a:ext cx="6693370" cy="3053493"/>
+                    </a:xfrm>
+                    <a:prstGeom prst="rect">
+                      <a:avLst/>
+                    </a:prstGeom>
+                  </pic:spPr>
+                </pic:pic>
+              </a:graphicData>
+            </a:graphic>
+          </wp:inline>
+        </w:drawing>
+      </w:r>
+    </w:p>
+    <w:p>
+      <w:pPr>
+        <w:ind w:left="720" w:firstLine="720"/>
+      </w:pPr>
+      <w:r>
+        <w:t>=====================================================</w:t>
+      </w:r>
+    </w:p>
+    <w:p>
+      <w:r>
+        <w:rPr>
+          <w:noProof/>
+        </w:rPr>
+        <w:drawing>
+          <wp:inline distT="0" distB="0" distL="0" distR="0" wp14:anchorId="2DE8F5FD" wp14:editId="39E92978">
+            <wp:extent cx="6681175" cy="3848100"/>
+            <wp:effectExtent l="0" t="0" r="5715" b="0"/>
+            <wp:docPr id="1759170108" name="Picture 1"/>
+            <wp:cNvGraphicFramePr>
+              <a:graphicFrameLocks xmlns:a="http://schemas.openxmlformats.org/drawingml/2006/main" noChangeAspect="1"/>
+            </wp:cNvGraphicFramePr>
+            <a:graphic xmlns:a="http://schemas.openxmlformats.org/drawingml/2006/main">
+              <a:graphicData uri="http://schemas.openxmlformats.org/drawingml/2006/picture">
+                <pic:pic xmlns:pic="http://schemas.openxmlformats.org/drawingml/2006/picture">
+                  <pic:nvPicPr>
+                    <pic:cNvPr id="1759170108" name=""/>
+                    <pic:cNvPicPr/>
+                  </pic:nvPicPr>
+                  <pic:blipFill>
+                    <a:blip r:embed="rId22"/>
+                    <a:stretch>
+                      <a:fillRect/>
+                    </a:stretch>
+                  </pic:blipFill>
+                  <pic:spPr>
+                    <a:xfrm>
+                      <a:off x="0" y="0"/>
+                      <a:ext cx="6687950" cy="3852002"/>
+                    </a:xfrm>
+                    <a:prstGeom prst="rect">
+                      <a:avLst/>
+                    </a:prstGeom>
+                  </pic:spPr>
+                </pic:pic>
+              </a:graphicData>
+            </a:graphic>
+          </wp:inline>
+        </w:drawing>
+      </w:r>
+    </w:p>
+    <w:p>
+      <w:pPr>
+        <w:ind w:left="720" w:firstLine="720"/>
+      </w:pPr>
+      <w:r>
+        <w:t>=====================================================</w:t>
+      </w:r>
+    </w:p>
+    <w:p>
+      <w:r>
+        <w:rPr>
+          <w:noProof/>
+        </w:rPr>
+        <w:lastRenderedPageBreak/>
+        <w:drawing>
+          <wp:anchor distT="0" distB="0" distL="114300" distR="114300" simplePos="0" relativeHeight="251661312" behindDoc="0" locked="0" layoutInCell="1" allowOverlap="1" wp14:anchorId="5AF2A617" wp14:editId="100FD27B">
+            <wp:simplePos x="914400" y="914400"/>
+            <wp:positionH relativeFrom="column">
+              <wp:align>left</wp:align>
+            </wp:positionH>
+            <wp:positionV relativeFrom="paragraph">
+              <wp:align>top</wp:align>
+            </wp:positionV>
+            <wp:extent cx="2686050" cy="1552575"/>
+            <wp:effectExtent l="0" t="0" r="0" b="9525"/>
+            <wp:wrapSquare wrapText="bothSides"/>
+            <wp:docPr id="2028933533" name="Picture 1"/>
+            <wp:cNvGraphicFramePr>
+              <a:graphicFrameLocks xmlns:a="http://schemas.openxmlformats.org/drawingml/2006/main" noChangeAspect="1"/>
+            </wp:cNvGraphicFramePr>
+            <a:graphic xmlns:a="http://schemas.openxmlformats.org/drawingml/2006/main">
+              <a:graphicData uri="http://schemas.openxmlformats.org/drawingml/2006/picture">
+                <pic:pic xmlns:pic="http://schemas.openxmlformats.org/drawingml/2006/picture">
+                  <pic:nvPicPr>
+                    <pic:cNvPr id="2028933533" name=""/>
+                    <pic:cNvPicPr/>
+                  </pic:nvPicPr>
+                  <pic:blipFill>
+                    <a:blip r:embed="rId23">
+                      <a:extLst>
+                        <a:ext uri="{28A0092B-C50C-407E-A947-70E740481C1C}">
+                          <a14:useLocalDpi xmlns:a14="http://schemas.microsoft.com/office/drawing/2010/main" val="0"/>
+                        </a:ext>
+                      </a:extLst>
+                    </a:blip>
+                    <a:stretch>
+                      <a:fillRect/>
+                    </a:stretch>
+                  </pic:blipFill>
+                  <pic:spPr>
+                    <a:xfrm>
+                      <a:off x="0" y="0"/>
+                      <a:ext cx="2686050" cy="1552575"/>
+                    </a:xfrm>
+                    <a:prstGeom prst="rect">
+                      <a:avLst/>
+                    </a:prstGeom>
+                  </pic:spPr>
+                </pic:pic>
+              </a:graphicData>
+            </a:graphic>
+          </wp:anchor>
+        </w:drawing>
+      </w:r>
+    </w:p>
+    <w:p>
+      <w:pPr>
+        <w:ind w:left="720" w:firstLine="720"/>
+      </w:pPr>
+      <w:r>
+        <w:t>=====================================================</w:t>
+      </w:r>
+    </w:p>
+    <w:p>
+      <w:r>
+        <w:rPr>
+          <w:noProof/>
+        </w:rPr>
+        <w:drawing>
+          <wp:inline distT="0" distB="0" distL="0" distR="0" wp14:anchorId="03219517" wp14:editId="47B0AF3D">
+            <wp:extent cx="5943600" cy="3448050"/>
+            <wp:effectExtent l="0" t="0" r="0" b="0"/>
+            <wp:docPr id="2080233614" name="Picture 1"/>
+            <wp:cNvGraphicFramePr>
+              <a:graphicFrameLocks xmlns:a="http://schemas.openxmlformats.org/drawingml/2006/main" noChangeAspect="1"/>
+            </wp:cNvGraphicFramePr>
+            <a:graphic xmlns:a="http://schemas.openxmlformats.org/drawingml/2006/main">
+              <a:graphicData uri="http://schemas.openxmlformats.org/drawingml/2006/picture">
+                <pic:pic xmlns:pic="http://schemas.openxmlformats.org/drawingml/2006/picture">
+                  <pic:nvPicPr>
+                    <pic:cNvPr id="2080233614" name=""/>
+                    <pic:cNvPicPr/>
+                  </pic:nvPicPr>
+                  <pic:blipFill>
+                    <a:blip r:embed="rId24"/>
+                    <a:stretch>
+                      <a:fillRect/>
+                    </a:stretch>
+                  </pic:blipFill>
+                  <pic:spPr>
+                    <a:xfrm>
+                      <a:off x="0" y="0"/>
+                      <a:ext cx="5943600" cy="3448050"/>
+                    </a:xfrm>
+                    <a:prstGeom prst="rect">
+                      <a:avLst/>
+                    </a:prstGeom>
+                  </pic:spPr>
+                </pic:pic>
+              </a:graphicData>
+            </a:graphic>
+          </wp:inline>
+        </w:drawing>
+      </w:r>
+    </w:p>
+    <w:p>
+      <w:pPr>
+        <w:ind w:left="720" w:firstLine="720"/>
+      </w:pPr>
+      <w:r>
+        <w:t>=====================================================</w:t>
+      </w:r>
+    </w:p>
+    <w:p>
+      <w:r>
+        <w:rPr>
+          <w:noProof/>
+        </w:rPr>
+        <w:drawing>
+          <wp:inline distT="0" distB="0" distL="0" distR="0" wp14:anchorId="6D87B246" wp14:editId="09CF0D1C">
+            <wp:extent cx="2714625" cy="1314450"/>
+            <wp:effectExtent l="0" t="0" r="9525" b="0"/>
+            <wp:docPr id="10216236" name="Picture 1"/>
+            <wp:cNvGraphicFramePr>
+              <a:graphicFrameLocks xmlns:a="http://schemas.openxmlformats.org/drawingml/2006/main" noChangeAspect="1"/>
+            </wp:cNvGraphicFramePr>
+            <a:graphic xmlns:a="http://schemas.openxmlformats.org/drawingml/2006/main">
+              <a:graphicData uri="http://schemas.openxmlformats.org/drawingml/2006/picture">
+                <pic:pic xmlns:pic="http://schemas.openxmlformats.org/drawingml/2006/picture">
+                  <pic:nvPicPr>
+                    <pic:cNvPr id="10216236" name=""/>
+                    <pic:cNvPicPr/>
+                  </pic:nvPicPr>
+                  <pic:blipFill>
+                    <a:blip r:embed="rId25"/>
+                    <a:stretch>
+                      <a:fillRect/>
+                    </a:stretch>
+                  </pic:blipFill>
+                  <pic:spPr>
+                    <a:xfrm>
+                      <a:off x="0" y="0"/>
+                      <a:ext cx="2714625" cy="1314450"/>
+                    </a:xfrm>
+                    <a:prstGeom prst="rect">
+                      <a:avLst/>
+                    </a:prstGeom>
+                  </pic:spPr>
+                </pic:pic>
+              </a:graphicData>
+            </a:graphic>
+          </wp:inline>
+        </w:drawing>
+      </w:r>
+    </w:p>
     <w:sectPr>
       <w:pgSz w:w="12240" w:h="15840"/>
       <w:pgMar w:top="1440" w:right="1440" w:bottom="1440" w:left="1440" w:header="720" w:footer="720" w:gutter="0"/>
@@ -1131,6 +1681,7 @@
   <w:style w:type="paragraph" w:default="1" w:styleId="Normal">
     <w:name w:val="Normal"/>
     <w:qFormat/>
+    <w:rsid w:val="00910817"/>
   </w:style>
   <w:style w:type="paragraph" w:styleId="Heading1">
     <w:name w:val="heading 1"/>
@@ -1943,4 +2494,16 @@
     </a:ext>
   </a:extLst>
 </a:theme>
+</file>
+
+<file path=customXml/item1.xml><?xml version="1.0" encoding="utf-8"?>
+<b:Sources xmlns:b="http://schemas.openxmlformats.org/officeDocument/2006/bibliography" xmlns="http://schemas.openxmlformats.org/officeDocument/2006/bibliography" SelectedStyle="\APASixthEditionOfficeOnline.xsl" StyleName="APA" Version="6"/>
+</file>
+
+<file path=customXml/itemProps1.xml><?xml version="1.0" encoding="utf-8"?>
+<ds:datastoreItem xmlns:ds="http://schemas.openxmlformats.org/officeDocument/2006/customXml" ds:itemID="{C29A0631-D691-4D3F-BC4B-82930207D7FF}">
+  <ds:schemaRefs>
+    <ds:schemaRef ds:uri="http://schemas.openxmlformats.org/officeDocument/2006/bibliography"/>
+  </ds:schemaRefs>
+</ds:datastoreItem>
 </file>